--- a/project_v3.1_RAG_hybrid/doc/Urich_Jaroslaw__KI__NvS__07_2026.docx
+++ b/project_v3.1_RAG_hybrid/doc/Urich_Jaroslaw__KI__NvS__07_2026.docx
@@ -120,6 +120,7 @@
           <w:lang w:val="en-US"/>
         </w:rPr>
       </w:pPr>
+      <w:proofErr w:type="spellStart"/>
       <w:r>
         <w:rPr>
           <w:rFonts w:asciiTheme="minorHAnsi" w:hAnsiTheme="minorHAnsi" w:cstheme="minorHAnsi"/>
@@ -130,6 +131,7 @@
         </w:rPr>
         <w:t>Projekttitel</w:t>
       </w:r>
+      <w:proofErr w:type="spellEnd"/>
       <w:r>
         <w:rPr>
           <w:rFonts w:asciiTheme="minorHAnsi" w:hAnsiTheme="minorHAnsi" w:cstheme="minorHAnsi"/>
@@ -162,7 +164,23 @@
           <w:rFonts w:asciiTheme="minorHAnsi" w:hAnsiTheme="minorHAnsi" w:cstheme="minorHAnsi"/>
           <w:color w:val="000000" w:themeColor="text1"/>
         </w:rPr>
-        <w:t>KI-Dokumentenassistent – Lokale Dokumentenanalyse und intelligente Wissenssuche mit Retrieval-Augmented Generation (RAG</w:t>
+        <w:t>KI-Dokumentenassistent – Lokale Dokumentenanalyse und intelligente Wissenssuche mit Retrieval-</w:t>
+      </w:r>
+      <w:proofErr w:type="spellStart"/>
+      <w:r>
+        <w:rPr>
+          <w:rFonts w:asciiTheme="minorHAnsi" w:hAnsiTheme="minorHAnsi" w:cstheme="minorHAnsi"/>
+          <w:color w:val="000000" w:themeColor="text1"/>
+        </w:rPr>
+        <w:t>Augmented</w:t>
+      </w:r>
+      <w:proofErr w:type="spellEnd"/>
+      <w:r>
+        <w:rPr>
+          <w:rFonts w:asciiTheme="minorHAnsi" w:hAnsiTheme="minorHAnsi" w:cstheme="minorHAnsi"/>
+          <w:color w:val="000000" w:themeColor="text1"/>
+        </w:rPr>
+        <w:t xml:space="preserve"> Generation (RAG</w:t>
       </w:r>
       <w:r>
         <w:rPr>
@@ -291,21 +309,48 @@
           <w:color w:val="000000" w:themeColor="text1"/>
         </w:rPr>
       </w:pPr>
-      <w:r>
-        <w:rPr>
-          <w:rFonts w:asciiTheme="minorHAnsi" w:hAnsiTheme="minorHAnsi" w:cstheme="minorHAnsi"/>
-          <w:b/>
-          <w:bCs/>
-          <w:color w:val="000000" w:themeColor="text1"/>
-        </w:rPr>
-        <w:t>Kursname:</w:t>
-      </w:r>
-      <w:r>
-        <w:rPr>
-          <w:rFonts w:asciiTheme="minorHAnsi" w:hAnsiTheme="minorHAnsi" w:cstheme="minorHAnsi"/>
-          <w:color w:val="000000" w:themeColor="text1"/>
-        </w:rPr>
-        <w:t xml:space="preserve"> KI Anwendungen </w:t>
+      <w:proofErr w:type="spellStart"/>
+      <w:r>
+        <w:rPr>
+          <w:rFonts w:asciiTheme="minorHAnsi" w:hAnsiTheme="minorHAnsi" w:cstheme="minorHAnsi"/>
+          <w:b/>
+          <w:bCs/>
+          <w:color w:val="000000" w:themeColor="text1"/>
+        </w:rPr>
+        <w:t>Kursname</w:t>
+      </w:r>
+      <w:proofErr w:type="spellEnd"/>
+      <w:r>
+        <w:rPr>
+          <w:rFonts w:asciiTheme="minorHAnsi" w:hAnsiTheme="minorHAnsi" w:cstheme="minorHAnsi"/>
+          <w:b/>
+          <w:bCs/>
+          <w:color w:val="000000" w:themeColor="text1"/>
+        </w:rPr>
+        <w:t>:</w:t>
+      </w:r>
+      <w:r>
+        <w:rPr>
+          <w:rFonts w:asciiTheme="minorHAnsi" w:hAnsiTheme="minorHAnsi" w:cstheme="minorHAnsi"/>
+          <w:color w:val="000000" w:themeColor="text1"/>
+        </w:rPr>
+        <w:t xml:space="preserve"> </w:t>
+      </w:r>
+      <w:proofErr w:type="gramStart"/>
+      <w:r>
+        <w:rPr>
+          <w:rFonts w:asciiTheme="minorHAnsi" w:hAnsiTheme="minorHAnsi" w:cstheme="minorHAnsi"/>
+          <w:color w:val="000000" w:themeColor="text1"/>
+        </w:rPr>
+        <w:t>KI Anwendungen</w:t>
+      </w:r>
+      <w:proofErr w:type="gramEnd"/>
+      <w:r>
+        <w:rPr>
+          <w:rFonts w:asciiTheme="minorHAnsi" w:hAnsiTheme="minorHAnsi" w:cstheme="minorHAnsi"/>
+          <w:color w:val="000000" w:themeColor="text1"/>
+        </w:rPr>
+        <w:t xml:space="preserve"> </w:t>
       </w:r>
     </w:p>
     <w:p>
@@ -334,7 +379,23 @@
           <w:rFonts w:asciiTheme="minorHAnsi" w:hAnsiTheme="minorHAnsi" w:cstheme="minorHAnsi"/>
           <w:color w:val="000000" w:themeColor="text1"/>
         </w:rPr>
-        <w:t xml:space="preserve"> educX GmbH</w:t>
+        <w:t xml:space="preserve"> </w:t>
+      </w:r>
+      <w:proofErr w:type="spellStart"/>
+      <w:r>
+        <w:rPr>
+          <w:rFonts w:asciiTheme="minorHAnsi" w:hAnsiTheme="minorHAnsi" w:cstheme="minorHAnsi"/>
+          <w:color w:val="000000" w:themeColor="text1"/>
+        </w:rPr>
+        <w:t>educX</w:t>
+      </w:r>
+      <w:proofErr w:type="spellEnd"/>
+      <w:r>
+        <w:rPr>
+          <w:rFonts w:asciiTheme="minorHAnsi" w:hAnsiTheme="minorHAnsi" w:cstheme="minorHAnsi"/>
+          <w:color w:val="000000" w:themeColor="text1"/>
+        </w:rPr>
+        <w:t xml:space="preserve"> GmbH</w:t>
       </w:r>
     </w:p>
     <w:p>
@@ -717,7 +778,39 @@
           <w:rFonts w:asciiTheme="minorHAnsi" w:hAnsiTheme="minorHAnsi" w:cstheme="minorHAnsi"/>
           <w:color w:val="000000" w:themeColor="text1"/>
         </w:rPr>
-        <w:t>Entwicklung eines lokalen KI-Dokumentenassistenten zur automatischen Analyse und intelligenten Durchsuchung von Dokumenten. Hochgeladene Dateien werden verarbeitet, in einer Vektordatenbank gespeichert und mithilfe eines lokalen Sprachmodells beantwortet. Durch Retrieval-Augmented Generation (RAG) werden relevante Dokumentinhalte als Kontext für präzise Antworten genutzt. Die Anwendung läuft vollständig lokal mit Docker und Ollama.</w:t>
+        <w:t>Entwicklung eines lokalen KI-Dokumentenassistenten zur automatischen Analyse und intelligenten Durchsuchung von Dokumenten. Hochgeladene Dateien werden verarbeitet, in einer Vektordatenbank gespeichert und mithilfe eines lokalen Sprachmodells beantwortet. Durch Retrieval-</w:t>
+      </w:r>
+      <w:proofErr w:type="spellStart"/>
+      <w:r>
+        <w:rPr>
+          <w:rFonts w:asciiTheme="minorHAnsi" w:hAnsiTheme="minorHAnsi" w:cstheme="minorHAnsi"/>
+          <w:color w:val="000000" w:themeColor="text1"/>
+        </w:rPr>
+        <w:t>Augmented</w:t>
+      </w:r>
+      <w:proofErr w:type="spellEnd"/>
+      <w:r>
+        <w:rPr>
+          <w:rFonts w:asciiTheme="minorHAnsi" w:hAnsiTheme="minorHAnsi" w:cstheme="minorHAnsi"/>
+          <w:color w:val="000000" w:themeColor="text1"/>
+        </w:rPr>
+        <w:t xml:space="preserve"> Generation (RAG) werden relevante Dokumentinhalte als Kontext für präzise Antworten genutzt. Die Anwendung läuft vollständig lokal mit Docker und </w:t>
+      </w:r>
+      <w:proofErr w:type="spellStart"/>
+      <w:r>
+        <w:rPr>
+          <w:rFonts w:asciiTheme="minorHAnsi" w:hAnsiTheme="minorHAnsi" w:cstheme="minorHAnsi"/>
+          <w:color w:val="000000" w:themeColor="text1"/>
+        </w:rPr>
+        <w:t>Ollama</w:t>
+      </w:r>
+      <w:proofErr w:type="spellEnd"/>
+      <w:r>
+        <w:rPr>
+          <w:rFonts w:asciiTheme="minorHAnsi" w:hAnsiTheme="minorHAnsi" w:cstheme="minorHAnsi"/>
+          <w:color w:val="000000" w:themeColor="text1"/>
+        </w:rPr>
+        <w:t>.</w:t>
       </w:r>
     </w:p>
     <w:p>
@@ -861,7 +954,27 @@
           <w:bCs/>
           <w:color w:val="000000" w:themeColor="text1"/>
         </w:rPr>
-        <w:t>Retrieval-Augmented Generation (RAG)</w:t>
+        <w:t>Retrieval-</w:t>
+      </w:r>
+      <w:proofErr w:type="spellStart"/>
+      <w:r>
+        <w:rPr>
+          <w:rFonts w:asciiTheme="minorHAnsi" w:hAnsiTheme="minorHAnsi" w:cstheme="minorHAnsi"/>
+          <w:b/>
+          <w:bCs/>
+          <w:color w:val="000000" w:themeColor="text1"/>
+        </w:rPr>
+        <w:t>Augmented</w:t>
+      </w:r>
+      <w:proofErr w:type="spellEnd"/>
+      <w:r>
+        <w:rPr>
+          <w:rFonts w:asciiTheme="minorHAnsi" w:hAnsiTheme="minorHAnsi" w:cstheme="minorHAnsi"/>
+          <w:b/>
+          <w:bCs/>
+          <w:color w:val="000000" w:themeColor="text1"/>
+        </w:rPr>
+        <w:t xml:space="preserve"> Generation (RAG)</w:t>
       </w:r>
       <w:r>
         <w:rPr>
@@ -1006,7 +1119,7 @@
           <w:color w:val="000000" w:themeColor="text1"/>
         </w:rPr>
         <w:pict w14:anchorId="5444F9F8">
-          <v:rect id="_x0000_i1073" style="width:0;height:1.5pt" o:hralign="center" o:hrstd="t" o:hr="t" fillcolor="#a0a0a0" stroked="f"/>
+          <v:rect id="_x0000_i1025" style="width:0;height:1.5pt" o:hralign="center" o:hrstd="t" o:hr="t" fillcolor="#a0a0a0" stroked="f"/>
         </w:pict>
       </w:r>
     </w:p>
@@ -1076,7 +1189,7 @@
           <w:color w:val="000000" w:themeColor="text1"/>
         </w:rPr>
         <w:pict w14:anchorId="75368F1C">
-          <v:rect id="_x0000_i1074" style="width:0;height:1.5pt" o:hralign="center" o:hrstd="t" o:hr="t" fillcolor="#a0a0a0" stroked="f"/>
+          <v:rect id="_x0000_i1026" style="width:0;height:1.5pt" o:hralign="center" o:hrstd="t" o:hr="t" fillcolor="#a0a0a0" stroked="f"/>
         </w:pict>
       </w:r>
     </w:p>
@@ -1148,12 +1261,21 @@
           <w:color w:val="000000" w:themeColor="text1"/>
         </w:rPr>
       </w:pPr>
-      <w:r>
-        <w:rPr>
-          <w:rFonts w:asciiTheme="minorHAnsi" w:hAnsiTheme="minorHAnsi" w:cstheme="minorHAnsi"/>
-          <w:color w:val="000000" w:themeColor="text1"/>
-        </w:rPr>
-        <w:t xml:space="preserve">LangChain </w:t>
+      <w:proofErr w:type="spellStart"/>
+      <w:r>
+        <w:rPr>
+          <w:rFonts w:asciiTheme="minorHAnsi" w:hAnsiTheme="minorHAnsi" w:cstheme="minorHAnsi"/>
+          <w:color w:val="000000" w:themeColor="text1"/>
+        </w:rPr>
+        <w:t>LangChain</w:t>
+      </w:r>
+      <w:proofErr w:type="spellEnd"/>
+      <w:r>
+        <w:rPr>
+          <w:rFonts w:asciiTheme="minorHAnsi" w:hAnsiTheme="minorHAnsi" w:cstheme="minorHAnsi"/>
+          <w:color w:val="000000" w:themeColor="text1"/>
+        </w:rPr>
+        <w:t xml:space="preserve"> </w:t>
       </w:r>
     </w:p>
     <w:p>
@@ -1168,12 +1290,21 @@
           <w:color w:val="000000" w:themeColor="text1"/>
         </w:rPr>
       </w:pPr>
-      <w:r>
-        <w:rPr>
-          <w:rFonts w:asciiTheme="minorHAnsi" w:hAnsiTheme="minorHAnsi" w:cstheme="minorHAnsi"/>
-          <w:color w:val="000000" w:themeColor="text1"/>
-        </w:rPr>
-        <w:t xml:space="preserve">LangGraph </w:t>
+      <w:proofErr w:type="spellStart"/>
+      <w:r>
+        <w:rPr>
+          <w:rFonts w:asciiTheme="minorHAnsi" w:hAnsiTheme="minorHAnsi" w:cstheme="minorHAnsi"/>
+          <w:color w:val="000000" w:themeColor="text1"/>
+        </w:rPr>
+        <w:t>LangGraph</w:t>
+      </w:r>
+      <w:proofErr w:type="spellEnd"/>
+      <w:r>
+        <w:rPr>
+          <w:rFonts w:asciiTheme="minorHAnsi" w:hAnsiTheme="minorHAnsi" w:cstheme="minorHAnsi"/>
+          <w:color w:val="000000" w:themeColor="text1"/>
+        </w:rPr>
+        <w:t xml:space="preserve"> </w:t>
       </w:r>
     </w:p>
     <w:p>
@@ -1188,12 +1319,21 @@
           <w:color w:val="000000" w:themeColor="text1"/>
         </w:rPr>
       </w:pPr>
-      <w:r>
-        <w:rPr>
-          <w:rFonts w:asciiTheme="minorHAnsi" w:hAnsiTheme="minorHAnsi" w:cstheme="minorHAnsi"/>
-          <w:color w:val="000000" w:themeColor="text1"/>
-        </w:rPr>
-        <w:t xml:space="preserve">Ollama </w:t>
+      <w:proofErr w:type="spellStart"/>
+      <w:r>
+        <w:rPr>
+          <w:rFonts w:asciiTheme="minorHAnsi" w:hAnsiTheme="minorHAnsi" w:cstheme="minorHAnsi"/>
+          <w:color w:val="000000" w:themeColor="text1"/>
+        </w:rPr>
+        <w:t>Ollama</w:t>
+      </w:r>
+      <w:proofErr w:type="spellEnd"/>
+      <w:r>
+        <w:rPr>
+          <w:rFonts w:asciiTheme="minorHAnsi" w:hAnsiTheme="minorHAnsi" w:cstheme="minorHAnsi"/>
+          <w:color w:val="000000" w:themeColor="text1"/>
+        </w:rPr>
+        <w:t xml:space="preserve"> </w:t>
       </w:r>
     </w:p>
     <w:p>
@@ -1208,12 +1348,21 @@
           <w:color w:val="000000" w:themeColor="text1"/>
         </w:rPr>
       </w:pPr>
-      <w:r>
-        <w:rPr>
-          <w:rFonts w:asciiTheme="minorHAnsi" w:hAnsiTheme="minorHAnsi" w:cstheme="minorHAnsi"/>
-          <w:color w:val="000000" w:themeColor="text1"/>
-        </w:rPr>
-        <w:t xml:space="preserve">ChromaDB </w:t>
+      <w:proofErr w:type="spellStart"/>
+      <w:r>
+        <w:rPr>
+          <w:rFonts w:asciiTheme="minorHAnsi" w:hAnsiTheme="minorHAnsi" w:cstheme="minorHAnsi"/>
+          <w:color w:val="000000" w:themeColor="text1"/>
+        </w:rPr>
+        <w:t>ChromaDB</w:t>
+      </w:r>
+      <w:proofErr w:type="spellEnd"/>
+      <w:r>
+        <w:rPr>
+          <w:rFonts w:asciiTheme="minorHAnsi" w:hAnsiTheme="minorHAnsi" w:cstheme="minorHAnsi"/>
+          <w:color w:val="000000" w:themeColor="text1"/>
+        </w:rPr>
+        <w:t xml:space="preserve"> </w:t>
       </w:r>
     </w:p>
     <w:p>
@@ -1228,12 +1377,21 @@
           <w:color w:val="000000" w:themeColor="text1"/>
         </w:rPr>
       </w:pPr>
-      <w:r>
-        <w:rPr>
-          <w:rFonts w:asciiTheme="minorHAnsi" w:hAnsiTheme="minorHAnsi" w:cstheme="minorHAnsi"/>
-          <w:color w:val="000000" w:themeColor="text1"/>
-        </w:rPr>
-        <w:t xml:space="preserve">Streamlit </w:t>
+      <w:proofErr w:type="spellStart"/>
+      <w:r>
+        <w:rPr>
+          <w:rFonts w:asciiTheme="minorHAnsi" w:hAnsiTheme="minorHAnsi" w:cstheme="minorHAnsi"/>
+          <w:color w:val="000000" w:themeColor="text1"/>
+        </w:rPr>
+        <w:t>Streamlit</w:t>
+      </w:r>
+      <w:proofErr w:type="spellEnd"/>
+      <w:r>
+        <w:rPr>
+          <w:rFonts w:asciiTheme="minorHAnsi" w:hAnsiTheme="minorHAnsi" w:cstheme="minorHAnsi"/>
+          <w:color w:val="000000" w:themeColor="text1"/>
+        </w:rPr>
+        <w:t xml:space="preserve"> </w:t>
       </w:r>
     </w:p>
     <w:p>
@@ -1253,7 +1411,23 @@
           <w:rFonts w:asciiTheme="minorHAnsi" w:hAnsiTheme="minorHAnsi" w:cstheme="minorHAnsi"/>
           <w:color w:val="000000" w:themeColor="text1"/>
         </w:rPr>
-        <w:t xml:space="preserve">Retrieval-Augmented Generation (RAG) </w:t>
+        <w:t>Retrieval-</w:t>
+      </w:r>
+      <w:proofErr w:type="spellStart"/>
+      <w:r>
+        <w:rPr>
+          <w:rFonts w:asciiTheme="minorHAnsi" w:hAnsiTheme="minorHAnsi" w:cstheme="minorHAnsi"/>
+          <w:color w:val="000000" w:themeColor="text1"/>
+        </w:rPr>
+        <w:t>Augmented</w:t>
+      </w:r>
+      <w:proofErr w:type="spellEnd"/>
+      <w:r>
+        <w:rPr>
+          <w:rFonts w:asciiTheme="minorHAnsi" w:hAnsiTheme="minorHAnsi" w:cstheme="minorHAnsi"/>
+          <w:color w:val="000000" w:themeColor="text1"/>
+        </w:rPr>
+        <w:t xml:space="preserve"> Generation (RAG) </w:t>
       </w:r>
     </w:p>
     <w:p>
@@ -1273,7 +1447,23 @@
           <w:rFonts w:asciiTheme="minorHAnsi" w:hAnsiTheme="minorHAnsi" w:cstheme="minorHAnsi"/>
           <w:color w:val="000000" w:themeColor="text1"/>
         </w:rPr>
-        <w:t xml:space="preserve">Hybrid Retrieval (Embeddings + BM25) </w:t>
+        <w:t>Hybrid Retrieval (</w:t>
+      </w:r>
+      <w:proofErr w:type="spellStart"/>
+      <w:r>
+        <w:rPr>
+          <w:rFonts w:asciiTheme="minorHAnsi" w:hAnsiTheme="minorHAnsi" w:cstheme="minorHAnsi"/>
+          <w:color w:val="000000" w:themeColor="text1"/>
+        </w:rPr>
+        <w:t>Embeddings</w:t>
+      </w:r>
+      <w:proofErr w:type="spellEnd"/>
+      <w:r>
+        <w:rPr>
+          <w:rFonts w:asciiTheme="minorHAnsi" w:hAnsiTheme="minorHAnsi" w:cstheme="minorHAnsi"/>
+          <w:color w:val="000000" w:themeColor="text1"/>
+        </w:rPr>
+        <w:t xml:space="preserve"> + BM25) </w:t>
       </w:r>
     </w:p>
     <w:p>
@@ -1306,7 +1496,7 @@
           <w:color w:val="000000" w:themeColor="text1"/>
         </w:rPr>
         <w:pict w14:anchorId="491D1437">
-          <v:rect id="_x0000_i1075" style="width:0;height:1.5pt" o:hralign="center" o:hrstd="t" o:hr="t" fillcolor="#a0a0a0" stroked="f"/>
+          <v:rect id="_x0000_i1027" style="width:0;height:1.5pt" o:hralign="center" o:hrstd="t" o:hr="t" fillcolor="#a0a0a0" stroked="f"/>
         </w:pict>
       </w:r>
     </w:p>
@@ -1362,7 +1552,7 @@
           <w:color w:val="000000" w:themeColor="text1"/>
         </w:rPr>
         <w:pict w14:anchorId="7B9D634F">
-          <v:rect id="_x0000_i1076" style="width:0;height:1.5pt" o:hralign="center" o:hrstd="t" o:hr="t" fillcolor="#a0a0a0" stroked="f"/>
+          <v:rect id="_x0000_i1028" style="width:0;height:1.5pt" o:hralign="center" o:hrstd="t" o:hr="t" fillcolor="#a0a0a0" stroked="f"/>
         </w:pict>
       </w:r>
     </w:p>
@@ -1399,7 +1589,39 @@
           <w:rFonts w:asciiTheme="minorHAnsi" w:hAnsiTheme="minorHAnsi" w:cstheme="minorHAnsi"/>
           <w:color w:val="000000" w:themeColor="text1"/>
         </w:rPr>
-        <w:t>Aktuelle RAG-Systeme kombinieren Vektorsuche mit großen Sprachmodellen, um Halluzinationen zu reduzieren und Antworten auf Basis vorhandener Dokumente zu generieren. Moderne Frameworks wie LangChain und ChromaDB erleichtern die Umsetzung solcher Systeme.</w:t>
+        <w:t xml:space="preserve">Aktuelle RAG-Systeme kombinieren Vektorsuche mit großen Sprachmodellen, um Halluzinationen zu reduzieren und Antworten auf Basis vorhandener Dokumente zu generieren. Moderne Frameworks wie </w:t>
+      </w:r>
+      <w:proofErr w:type="spellStart"/>
+      <w:r>
+        <w:rPr>
+          <w:rFonts w:asciiTheme="minorHAnsi" w:hAnsiTheme="minorHAnsi" w:cstheme="minorHAnsi"/>
+          <w:color w:val="000000" w:themeColor="text1"/>
+        </w:rPr>
+        <w:t>LangChain</w:t>
+      </w:r>
+      <w:proofErr w:type="spellEnd"/>
+      <w:r>
+        <w:rPr>
+          <w:rFonts w:asciiTheme="minorHAnsi" w:hAnsiTheme="minorHAnsi" w:cstheme="minorHAnsi"/>
+          <w:color w:val="000000" w:themeColor="text1"/>
+        </w:rPr>
+        <w:t xml:space="preserve"> und </w:t>
+      </w:r>
+      <w:proofErr w:type="spellStart"/>
+      <w:r>
+        <w:rPr>
+          <w:rFonts w:asciiTheme="minorHAnsi" w:hAnsiTheme="minorHAnsi" w:cstheme="minorHAnsi"/>
+          <w:color w:val="000000" w:themeColor="text1"/>
+        </w:rPr>
+        <w:t>ChromaDB</w:t>
+      </w:r>
+      <w:proofErr w:type="spellEnd"/>
+      <w:r>
+        <w:rPr>
+          <w:rFonts w:asciiTheme="minorHAnsi" w:hAnsiTheme="minorHAnsi" w:cstheme="minorHAnsi"/>
+          <w:color w:val="000000" w:themeColor="text1"/>
+        </w:rPr>
+        <w:t xml:space="preserve"> erleichtern die Umsetzung solcher Systeme.</w:t>
       </w:r>
     </w:p>
     <w:p>
@@ -1416,7 +1638,7 @@
           <w:color w:val="000000" w:themeColor="text1"/>
         </w:rPr>
         <w:pict w14:anchorId="5FF7CC07">
-          <v:rect id="_x0000_i1077" style="width:0;height:1.5pt" o:hralign="center" o:hrstd="t" o:hr="t" fillcolor="#a0a0a0" stroked="f"/>
+          <v:rect id="_x0000_i1029" style="width:0;height:1.5pt" o:hralign="center" o:hrstd="t" o:hr="t" fillcolor="#a0a0a0" stroked="f"/>
         </w:pict>
       </w:r>
     </w:p>
@@ -1470,7 +1692,7 @@
           <w:color w:val="000000" w:themeColor="text1"/>
         </w:rPr>
         <w:pict w14:anchorId="405B0BF9">
-          <v:rect id="_x0000_i1078" style="width:0;height:1.5pt" o:hralign="center" o:hrstd="t" o:hr="t" fillcolor="#a0a0a0" stroked="f"/>
+          <v:rect id="_x0000_i1030" style="width:0;height:1.5pt" o:hralign="center" o:hrstd="t" o:hr="t" fillcolor="#a0a0a0" stroked="f"/>
         </w:pict>
       </w:r>
     </w:p>
@@ -1548,7 +1770,23 @@
           <w:color w:val="000000" w:themeColor="text1"/>
         </w:rPr>
         <w:lastRenderedPageBreak/>
-        <w:t xml:space="preserve">Entwicklung einer Streamlit-Oberfläche für Dokumentenupload und Chat. </w:t>
+        <w:t xml:space="preserve">Entwicklung einer </w:t>
+      </w:r>
+      <w:proofErr w:type="spellStart"/>
+      <w:r>
+        <w:rPr>
+          <w:rFonts w:asciiTheme="minorHAnsi" w:hAnsiTheme="minorHAnsi" w:cstheme="minorHAnsi"/>
+          <w:color w:val="000000" w:themeColor="text1"/>
+        </w:rPr>
+        <w:t>Streamlit</w:t>
+      </w:r>
+      <w:proofErr w:type="spellEnd"/>
+      <w:r>
+        <w:rPr>
+          <w:rFonts w:asciiTheme="minorHAnsi" w:hAnsiTheme="minorHAnsi" w:cstheme="minorHAnsi"/>
+          <w:color w:val="000000" w:themeColor="text1"/>
+        </w:rPr>
+        <w:t xml:space="preserve">-Oberfläche für Dokumentenupload und Chat. </w:t>
       </w:r>
     </w:p>
     <w:p>
@@ -1568,7 +1806,23 @@
           <w:rFonts w:asciiTheme="minorHAnsi" w:hAnsiTheme="minorHAnsi" w:cstheme="minorHAnsi"/>
           <w:color w:val="000000" w:themeColor="text1"/>
         </w:rPr>
-        <w:t xml:space="preserve">Verarbeitung der Dokumente (PDF, TXT, Markdown und CSV). </w:t>
+        <w:t xml:space="preserve">Verarbeitung der Dokumente (PDF, TXT, </w:t>
+      </w:r>
+      <w:proofErr w:type="spellStart"/>
+      <w:r>
+        <w:rPr>
+          <w:rFonts w:asciiTheme="minorHAnsi" w:hAnsiTheme="minorHAnsi" w:cstheme="minorHAnsi"/>
+          <w:color w:val="000000" w:themeColor="text1"/>
+        </w:rPr>
+        <w:t>Markdown</w:t>
+      </w:r>
+      <w:proofErr w:type="spellEnd"/>
+      <w:r>
+        <w:rPr>
+          <w:rFonts w:asciiTheme="minorHAnsi" w:hAnsiTheme="minorHAnsi" w:cstheme="minorHAnsi"/>
+          <w:color w:val="000000" w:themeColor="text1"/>
+        </w:rPr>
+        <w:t xml:space="preserve"> und CSV). </w:t>
       </w:r>
     </w:p>
     <w:p>
@@ -1608,16 +1862,63 @@
           <w:rFonts w:asciiTheme="minorHAnsi" w:hAnsiTheme="minorHAnsi" w:cstheme="minorHAnsi"/>
           <w:color w:val="000000" w:themeColor="text1"/>
         </w:rPr>
-        <w:t xml:space="preserve">Erstellung von Embeddings mit </w:t>
-      </w:r>
-      <w:r>
-        <w:rPr>
-          <w:rFonts w:asciiTheme="minorHAnsi" w:hAnsiTheme="minorHAnsi" w:cstheme="minorHAnsi"/>
-          <w:b/>
-          <w:bCs/>
-          <w:color w:val="000000" w:themeColor="text1"/>
-        </w:rPr>
-        <w:t>Nomic Embed Text</w:t>
+        <w:t xml:space="preserve">Erstellung von </w:t>
+      </w:r>
+      <w:proofErr w:type="spellStart"/>
+      <w:r>
+        <w:rPr>
+          <w:rFonts w:asciiTheme="minorHAnsi" w:hAnsiTheme="minorHAnsi" w:cstheme="minorHAnsi"/>
+          <w:color w:val="000000" w:themeColor="text1"/>
+        </w:rPr>
+        <w:t>Embeddings</w:t>
+      </w:r>
+      <w:proofErr w:type="spellEnd"/>
+      <w:r>
+        <w:rPr>
+          <w:rFonts w:asciiTheme="minorHAnsi" w:hAnsiTheme="minorHAnsi" w:cstheme="minorHAnsi"/>
+          <w:color w:val="000000" w:themeColor="text1"/>
+        </w:rPr>
+        <w:t xml:space="preserve"> mit </w:t>
+      </w:r>
+      <w:proofErr w:type="spellStart"/>
+      <w:r>
+        <w:rPr>
+          <w:rFonts w:asciiTheme="minorHAnsi" w:hAnsiTheme="minorHAnsi" w:cstheme="minorHAnsi"/>
+          <w:b/>
+          <w:bCs/>
+          <w:color w:val="000000" w:themeColor="text1"/>
+        </w:rPr>
+        <w:t>Nomic</w:t>
+      </w:r>
+      <w:proofErr w:type="spellEnd"/>
+      <w:r>
+        <w:rPr>
+          <w:rFonts w:asciiTheme="minorHAnsi" w:hAnsiTheme="minorHAnsi" w:cstheme="minorHAnsi"/>
+          <w:b/>
+          <w:bCs/>
+          <w:color w:val="000000" w:themeColor="text1"/>
+        </w:rPr>
+        <w:t xml:space="preserve"> </w:t>
+      </w:r>
+      <w:proofErr w:type="spellStart"/>
+      <w:r>
+        <w:rPr>
+          <w:rFonts w:asciiTheme="minorHAnsi" w:hAnsiTheme="minorHAnsi" w:cstheme="minorHAnsi"/>
+          <w:b/>
+          <w:bCs/>
+          <w:color w:val="000000" w:themeColor="text1"/>
+        </w:rPr>
+        <w:t>Embed</w:t>
+      </w:r>
+      <w:proofErr w:type="spellEnd"/>
+      <w:r>
+        <w:rPr>
+          <w:rFonts w:asciiTheme="minorHAnsi" w:hAnsiTheme="minorHAnsi" w:cstheme="minorHAnsi"/>
+          <w:b/>
+          <w:bCs/>
+          <w:color w:val="000000" w:themeColor="text1"/>
+        </w:rPr>
+        <w:t xml:space="preserve"> Text</w:t>
       </w:r>
       <w:r>
         <w:rPr>
@@ -1644,8 +1945,25 @@
           <w:rFonts w:asciiTheme="minorHAnsi" w:hAnsiTheme="minorHAnsi" w:cstheme="minorHAnsi"/>
           <w:color w:val="000000" w:themeColor="text1"/>
         </w:rPr>
-        <w:t xml:space="preserve">Speicherung der Embeddings in </w:t>
-      </w:r>
+        <w:t xml:space="preserve">Speicherung der </w:t>
+      </w:r>
+      <w:proofErr w:type="spellStart"/>
+      <w:r>
+        <w:rPr>
+          <w:rFonts w:asciiTheme="minorHAnsi" w:hAnsiTheme="minorHAnsi" w:cstheme="minorHAnsi"/>
+          <w:color w:val="000000" w:themeColor="text1"/>
+        </w:rPr>
+        <w:t>Embeddings</w:t>
+      </w:r>
+      <w:proofErr w:type="spellEnd"/>
+      <w:r>
+        <w:rPr>
+          <w:rFonts w:asciiTheme="minorHAnsi" w:hAnsiTheme="minorHAnsi" w:cstheme="minorHAnsi"/>
+          <w:color w:val="000000" w:themeColor="text1"/>
+        </w:rPr>
+        <w:t xml:space="preserve"> in </w:t>
+      </w:r>
+      <w:proofErr w:type="spellStart"/>
       <w:r>
         <w:rPr>
           <w:rFonts w:asciiTheme="minorHAnsi" w:hAnsiTheme="minorHAnsi" w:cstheme="minorHAnsi"/>
@@ -1655,6 +1973,7 @@
         </w:rPr>
         <w:t>ChromaDB</w:t>
       </w:r>
+      <w:proofErr w:type="spellEnd"/>
       <w:r>
         <w:rPr>
           <w:rFonts w:asciiTheme="minorHAnsi" w:hAnsiTheme="minorHAnsi" w:cstheme="minorHAnsi"/>
@@ -1680,7 +1999,23 @@
           <w:rFonts w:asciiTheme="minorHAnsi" w:hAnsiTheme="minorHAnsi" w:cstheme="minorHAnsi"/>
           <w:color w:val="000000" w:themeColor="text1"/>
         </w:rPr>
-        <w:t xml:space="preserve">Implementierung einer hybriden Suche (ChromaDB + BM25). </w:t>
+        <w:t>Implementierung einer hybriden Suche (</w:t>
+      </w:r>
+      <w:proofErr w:type="spellStart"/>
+      <w:r>
+        <w:rPr>
+          <w:rFonts w:asciiTheme="minorHAnsi" w:hAnsiTheme="minorHAnsi" w:cstheme="minorHAnsi"/>
+          <w:color w:val="000000" w:themeColor="text1"/>
+        </w:rPr>
+        <w:t>ChromaDB</w:t>
+      </w:r>
+      <w:proofErr w:type="spellEnd"/>
+      <w:r>
+        <w:rPr>
+          <w:rFonts w:asciiTheme="minorHAnsi" w:hAnsiTheme="minorHAnsi" w:cstheme="minorHAnsi"/>
+          <w:color w:val="000000" w:themeColor="text1"/>
+        </w:rPr>
+        <w:t xml:space="preserve"> + BM25). </w:t>
       </w:r>
     </w:p>
     <w:p>
@@ -1700,7 +2035,23 @@
           <w:rFonts w:asciiTheme="minorHAnsi" w:hAnsiTheme="minorHAnsi" w:cstheme="minorHAnsi"/>
           <w:color w:val="000000" w:themeColor="text1"/>
         </w:rPr>
-        <w:t xml:space="preserve">Optionales Reranking der Suchergebnisse. </w:t>
+        <w:t xml:space="preserve">Optionales </w:t>
+      </w:r>
+      <w:proofErr w:type="spellStart"/>
+      <w:r>
+        <w:rPr>
+          <w:rFonts w:asciiTheme="minorHAnsi" w:hAnsiTheme="minorHAnsi" w:cstheme="minorHAnsi"/>
+          <w:color w:val="000000" w:themeColor="text1"/>
+        </w:rPr>
+        <w:t>Reranking</w:t>
+      </w:r>
+      <w:proofErr w:type="spellEnd"/>
+      <w:r>
+        <w:rPr>
+          <w:rFonts w:asciiTheme="minorHAnsi" w:hAnsiTheme="minorHAnsi" w:cstheme="minorHAnsi"/>
+          <w:color w:val="000000" w:themeColor="text1"/>
+        </w:rPr>
+        <w:t xml:space="preserve"> der Suchergebnisse. </w:t>
       </w:r>
     </w:p>
     <w:p>
@@ -1722,21 +2073,48 @@
         </w:rPr>
         <w:t xml:space="preserve">Übergabe des gefundenen Kontexts an </w:t>
       </w:r>
-      <w:r>
-        <w:rPr>
-          <w:rFonts w:asciiTheme="minorHAnsi" w:hAnsiTheme="minorHAnsi" w:cstheme="minorHAnsi"/>
-          <w:b/>
-          <w:bCs/>
-          <w:color w:val="000000" w:themeColor="text1"/>
-        </w:rPr>
-        <w:t>Llama 3.2</w:t>
-      </w:r>
-      <w:r>
-        <w:rPr>
-          <w:rFonts w:asciiTheme="minorHAnsi" w:hAnsiTheme="minorHAnsi" w:cstheme="minorHAnsi"/>
-          <w:color w:val="000000" w:themeColor="text1"/>
-        </w:rPr>
-        <w:t xml:space="preserve"> über Ollama. </w:t>
+      <w:proofErr w:type="spellStart"/>
+      <w:r>
+        <w:rPr>
+          <w:rFonts w:asciiTheme="minorHAnsi" w:hAnsiTheme="minorHAnsi" w:cstheme="minorHAnsi"/>
+          <w:b/>
+          <w:bCs/>
+          <w:color w:val="000000" w:themeColor="text1"/>
+        </w:rPr>
+        <w:t>Llama</w:t>
+      </w:r>
+      <w:proofErr w:type="spellEnd"/>
+      <w:r>
+        <w:rPr>
+          <w:rFonts w:asciiTheme="minorHAnsi" w:hAnsiTheme="minorHAnsi" w:cstheme="minorHAnsi"/>
+          <w:b/>
+          <w:bCs/>
+          <w:color w:val="000000" w:themeColor="text1"/>
+        </w:rPr>
+        <w:t xml:space="preserve"> 3.2</w:t>
+      </w:r>
+      <w:r>
+        <w:rPr>
+          <w:rFonts w:asciiTheme="minorHAnsi" w:hAnsiTheme="minorHAnsi" w:cstheme="minorHAnsi"/>
+          <w:color w:val="000000" w:themeColor="text1"/>
+        </w:rPr>
+        <w:t xml:space="preserve"> über </w:t>
+      </w:r>
+      <w:proofErr w:type="spellStart"/>
+      <w:r>
+        <w:rPr>
+          <w:rFonts w:asciiTheme="minorHAnsi" w:hAnsiTheme="minorHAnsi" w:cstheme="minorHAnsi"/>
+          <w:color w:val="000000" w:themeColor="text1"/>
+        </w:rPr>
+        <w:t>Ollama</w:t>
+      </w:r>
+      <w:proofErr w:type="spellEnd"/>
+      <w:r>
+        <w:rPr>
+          <w:rFonts w:asciiTheme="minorHAnsi" w:hAnsiTheme="minorHAnsi" w:cstheme="minorHAnsi"/>
+          <w:color w:val="000000" w:themeColor="text1"/>
+        </w:rPr>
+        <w:t xml:space="preserve">. </w:t>
       </w:r>
     </w:p>
     <w:p>
@@ -1773,7 +2151,7 @@
           <w:color w:val="000000" w:themeColor="text1"/>
         </w:rPr>
         <w:pict w14:anchorId="7FE72AB7">
-          <v:rect id="_x0000_i1079" style="width:0;height:1.5pt" o:hralign="center" o:hrstd="t" o:hr="t" fillcolor="#a0a0a0" stroked="f"/>
+          <v:rect id="_x0000_i1031" style="width:0;height:1.5pt" o:hralign="center" o:hrstd="t" o:hr="t" fillcolor="#a0a0a0" stroked="f"/>
         </w:pict>
       </w:r>
     </w:p>
@@ -1915,19 +2293,89 @@
     </w:p>
     <w:p>
       <w:pPr>
-        <w:jc w:val="both"/>
-        <w:rPr>
-          <w:rFonts w:asciiTheme="minorHAnsi" w:hAnsiTheme="minorHAnsi" w:cstheme="minorHAnsi"/>
-          <w:color w:val="000000" w:themeColor="text1"/>
-        </w:rPr>
-      </w:pPr>
-      <w:r>
-        <w:rPr>
-          <w:rFonts w:asciiTheme="minorHAnsi" w:hAnsiTheme="minorHAnsi" w:cstheme="minorHAnsi"/>
-          <w:color w:val="000000" w:themeColor="text1"/>
-        </w:rPr>
+        <w:ind w:left="720"/>
+        <w:jc w:val="both"/>
+        <w:rPr>
+          <w:rFonts w:asciiTheme="minorHAnsi" w:hAnsiTheme="minorHAnsi" w:cstheme="minorHAnsi"/>
+          <w:color w:val="000000" w:themeColor="text1"/>
+        </w:rPr>
+      </w:pPr>
+    </w:p>
+    <w:p>
+      <w:pPr>
+        <w:jc w:val="center"/>
+        <w:rPr>
+          <w:rFonts w:asciiTheme="minorHAnsi" w:hAnsiTheme="minorHAnsi" w:cstheme="minorHAnsi"/>
+          <w:color w:val="000000" w:themeColor="text1"/>
+        </w:rPr>
+      </w:pPr>
+      <w:r>
+        <w:rPr>
+          <w:rFonts w:asciiTheme="minorHAnsi" w:hAnsiTheme="minorHAnsi" w:cstheme="minorHAnsi"/>
+          <w:color w:val="000000" w:themeColor="text1"/>
+        </w:rPr>
+        <w:drawing>
+          <wp:inline distT="0" distB="0" distL="0" distR="0" wp14:anchorId="70B40100" wp14:editId="206D331D">
+            <wp:extent cx="6367780" cy="4793343"/>
+            <wp:effectExtent l="0" t="0" r="0" b="7620"/>
+            <wp:docPr id="2" name="Grafik 2"/>
+            <wp:cNvGraphicFramePr>
+              <a:graphicFrameLocks xmlns:a="http://schemas.openxmlformats.org/drawingml/2006/main" noChangeAspect="1"/>
+            </wp:cNvGraphicFramePr>
+            <a:graphic xmlns:a="http://schemas.openxmlformats.org/drawingml/2006/main">
+              <a:graphicData uri="http://schemas.openxmlformats.org/drawingml/2006/picture">
+                <pic:pic xmlns:pic="http://schemas.openxmlformats.org/drawingml/2006/picture">
+                  <pic:nvPicPr>
+                    <pic:cNvPr id="1" name=""/>
+                    <pic:cNvPicPr/>
+                  </pic:nvPicPr>
+                  <pic:blipFill>
+                    <a:blip r:embed="rId9"/>
+                    <a:stretch>
+                      <a:fillRect/>
+                    </a:stretch>
+                  </pic:blipFill>
+                  <pic:spPr>
+                    <a:xfrm>
+                      <a:off x="0" y="0"/>
+                      <a:ext cx="6371982" cy="4796506"/>
+                    </a:xfrm>
+                    <a:prstGeom prst="rect">
+                      <a:avLst/>
+                    </a:prstGeom>
+                  </pic:spPr>
+                </pic:pic>
+              </a:graphicData>
+            </a:graphic>
+          </wp:inline>
+        </w:drawing>
+      </w:r>
+    </w:p>
+    <w:p>
+      <w:pPr>
+        <w:jc w:val="center"/>
+        <w:rPr>
+          <w:rFonts w:asciiTheme="minorHAnsi" w:hAnsiTheme="minorHAnsi" w:cstheme="minorHAnsi"/>
+          <w:color w:val="000000" w:themeColor="text1"/>
+        </w:rPr>
+      </w:pPr>
+    </w:p>
+    <w:p>
+      <w:pPr>
+        <w:jc w:val="both"/>
+        <w:rPr>
+          <w:rFonts w:asciiTheme="minorHAnsi" w:hAnsiTheme="minorHAnsi" w:cstheme="minorHAnsi"/>
+          <w:color w:val="000000" w:themeColor="text1"/>
+        </w:rPr>
+      </w:pPr>
+      <w:r>
+        <w:rPr>
+          <w:rFonts w:asciiTheme="minorHAnsi" w:hAnsiTheme="minorHAnsi" w:cstheme="minorHAnsi"/>
+          <w:color w:val="000000" w:themeColor="text1"/>
+        </w:rPr>
+        <w:lastRenderedPageBreak/>
         <w:pict w14:anchorId="625EB7D2">
-          <v:rect id="_x0000_i1080" style="width:0;height:1.5pt" o:hralign="center" o:hrstd="t" o:hr="t" fillcolor="#a0a0a0" stroked="f"/>
+          <v:rect id="_x0000_i1032" style="width:0;height:1.5pt" o:hralign="center" o:hrstd="t" o:hr="t" fillcolor="#a0a0a0" stroked="f"/>
         </w:pict>
       </w:r>
     </w:p>
@@ -2104,7 +2552,23 @@
           <w:rFonts w:asciiTheme="minorHAnsi" w:hAnsiTheme="minorHAnsi" w:cstheme="minorHAnsi"/>
           <w:color w:val="000000" w:themeColor="text1"/>
         </w:rPr>
-        <w:t xml:space="preserve">Optimierung des Rerankings und der Retrieval-Strategien </w:t>
+        <w:t xml:space="preserve">Optimierung des </w:t>
+      </w:r>
+      <w:proofErr w:type="spellStart"/>
+      <w:r>
+        <w:rPr>
+          <w:rFonts w:asciiTheme="minorHAnsi" w:hAnsiTheme="minorHAnsi" w:cstheme="minorHAnsi"/>
+          <w:color w:val="000000" w:themeColor="text1"/>
+        </w:rPr>
+        <w:t>Rerankings</w:t>
+      </w:r>
+      <w:proofErr w:type="spellEnd"/>
+      <w:r>
+        <w:rPr>
+          <w:rFonts w:asciiTheme="minorHAnsi" w:hAnsiTheme="minorHAnsi" w:cstheme="minorHAnsi"/>
+          <w:color w:val="000000" w:themeColor="text1"/>
+        </w:rPr>
+        <w:t xml:space="preserve"> und der Retrieval-Strategien </w:t>
       </w:r>
     </w:p>
     <w:p>
@@ -2134,8 +2598,8 @@
       </w:pPr>
     </w:p>
     <w:sectPr>
-      <w:headerReference w:type="default" r:id="rId9"/>
-      <w:footerReference w:type="default" r:id="rId10"/>
+      <w:headerReference w:type="default" r:id="rId10"/>
+      <w:footerReference w:type="default" r:id="rId11"/>
       <w:pgSz w:w="11906" w:h="16838"/>
       <w:pgMar w:top="1923" w:right="1134" w:bottom="1578" w:left="1134" w:header="1134" w:footer="1134" w:gutter="0"/>
       <w:cols w:space="720"/>
@@ -2190,6 +2654,7 @@
       </w:tabs>
       <w:jc w:val="both"/>
     </w:pPr>
+    <w:proofErr w:type="spellStart"/>
     <w:r>
       <w:rPr>
         <w:rFonts w:ascii="Arial" w:hAnsi="Arial" w:cs="Arial"/>
@@ -2199,7 +2664,19 @@
         <w:sz w:val="14"/>
         <w:szCs w:val="14"/>
       </w:rPr>
-      <w:t>educX GmbH</w:t>
+      <w:t>educX</w:t>
+    </w:r>
+    <w:proofErr w:type="spellEnd"/>
+    <w:r>
+      <w:rPr>
+        <w:rFonts w:ascii="Arial" w:hAnsi="Arial" w:cs="Arial"/>
+        <w:b/>
+        <w:bCs/>
+        <w:color w:val="000000"/>
+        <w:sz w:val="14"/>
+        <w:szCs w:val="14"/>
+      </w:rPr>
+      <w:t xml:space="preserve"> GmbH</w:t>
     </w:r>
     <w:r>
       <w:rPr>
@@ -2494,7 +2971,31 @@
         <w:szCs w:val="14"/>
       </w:rPr>
       <w:tab/>
-      <w:t>Anfertigen der Arbeiten: ToDos, R, P</w:t>
+      <w:t xml:space="preserve">Anfertigen der Arbeiten: </w:t>
+    </w:r>
+    <w:proofErr w:type="spellStart"/>
+    <w:r>
+      <w:rPr>
+        <w:rFonts w:ascii="Arial" w:hAnsi="Arial"/>
+        <w:b/>
+        <w:bCs/>
+        <w:color w:val="FF3333"/>
+        <w:sz w:val="14"/>
+        <w:szCs w:val="14"/>
+      </w:rPr>
+      <w:t>ToDos</w:t>
+    </w:r>
+    <w:proofErr w:type="spellEnd"/>
+    <w:r>
+      <w:rPr>
+        <w:rFonts w:ascii="Arial" w:hAnsi="Arial"/>
+        <w:b/>
+        <w:bCs/>
+        <w:color w:val="FF3333"/>
+        <w:sz w:val="14"/>
+        <w:szCs w:val="14"/>
+      </w:rPr>
+      <w:t>, R, P</w:t>
     </w:r>
     <w:r>
       <w:rPr>
@@ -2553,66 +3054,7 @@
         <w:szCs w:val="14"/>
       </w:rPr>
       <w:tab/>
-    </w:r>
-    <w:r>
-      <w:rPr>
-        <w:rStyle w:val="Seitenzahl"/>
-        <w:rFonts w:ascii="Arial" w:eastAsia="Cambria" w:hAnsi="Arial" w:cs="Cambria"/>
-        <w:b/>
-        <w:bCs/>
-        <w:color w:val="FF3333"/>
-        <w:sz w:val="14"/>
-        <w:szCs w:val="14"/>
-      </w:rPr>
-      <w:t>15</w:t>
-    </w:r>
-    <w:r>
-      <w:rPr>
-        <w:rStyle w:val="Seitenzahl"/>
-        <w:rFonts w:ascii="Arial" w:eastAsia="Cambria" w:hAnsi="Arial" w:cs="Cambria"/>
-        <w:b/>
-        <w:bCs/>
-        <w:color w:val="FF3333"/>
-        <w:sz w:val="14"/>
-        <w:szCs w:val="14"/>
-      </w:rPr>
-      <w:t>.</w:t>
-    </w:r>
-    <w:r>
-      <w:rPr>
-        <w:rStyle w:val="Seitenzahl"/>
-        <w:rFonts w:ascii="Arial" w:eastAsia="Cambria" w:hAnsi="Arial" w:cs="Cambria"/>
-        <w:b/>
-        <w:bCs/>
-        <w:color w:val="FF3333"/>
-        <w:sz w:val="14"/>
-        <w:szCs w:val="14"/>
-      </w:rPr>
-      <w:t>07</w:t>
-    </w:r>
-    <w:r>
-      <w:rPr>
-        <w:rStyle w:val="Seitenzahl"/>
-        <w:rFonts w:ascii="Arial" w:eastAsia="Cambria" w:hAnsi="Arial" w:cs="Cambria"/>
-        <w:b/>
-        <w:bCs/>
-        <w:color w:val="FF3333"/>
-        <w:sz w:val="14"/>
-        <w:szCs w:val="14"/>
-      </w:rPr>
-      <w:t>.202</w:t>
-    </w:r>
-    <w:r>
-      <w:rPr>
-        <w:rStyle w:val="Seitenzahl"/>
-        <w:rFonts w:ascii="Arial" w:eastAsia="Cambria" w:hAnsi="Arial" w:cs="Cambria"/>
-        <w:b/>
-        <w:bCs/>
-        <w:color w:val="FF3333"/>
-        <w:sz w:val="14"/>
-        <w:szCs w:val="14"/>
-      </w:rPr>
-      <w:t>6</w:t>
+      <w:t>15.07.2026</w:t>
     </w:r>
   </w:p>
   <w:p>
@@ -2897,7 +3339,7 @@
         <w:sz w:val="14"/>
         <w:szCs w:val="14"/>
       </w:rPr>
-      <w:t>Kennung:</w:t>
+      <w:t>Kennung:     CEO</w:t>
     </w:r>
     <w:r>
       <w:rPr>
@@ -2909,79 +3351,8 @@
         <w:sz w:val="14"/>
         <w:szCs w:val="14"/>
       </w:rPr>
-      <w:t xml:space="preserve">     </w:t>
-    </w:r>
-    <w:r>
-      <w:rPr>
-        <w:rStyle w:val="Seitenzahl"/>
-        <w:rFonts w:ascii="Arial" w:eastAsia="Cambria" w:hAnsi="Arial" w:cs="Cambria"/>
-        <w:b/>
-        <w:bCs/>
-        <w:color w:val="0000CC"/>
-        <w:sz w:val="14"/>
-        <w:szCs w:val="14"/>
-      </w:rPr>
-      <w:t>CEO</w:t>
-    </w:r>
-    <w:r>
-      <w:rPr>
-        <w:rStyle w:val="Seitenzahl"/>
-        <w:rFonts w:ascii="Arial" w:eastAsia="Cambria" w:hAnsi="Arial" w:cs="Cambria"/>
-        <w:b/>
-        <w:bCs/>
-        <w:color w:val="0000CC"/>
-        <w:sz w:val="14"/>
-        <w:szCs w:val="14"/>
-      </w:rPr>
       <w:tab/>
-    </w:r>
-    <w:r>
-      <w:rPr>
-        <w:rStyle w:val="Seitenzahl"/>
-        <w:rFonts w:ascii="Arial" w:eastAsia="Cambria" w:hAnsi="Arial" w:cs="Cambria"/>
-        <w:b/>
-        <w:bCs/>
-        <w:color w:val="0000CC"/>
-        <w:sz w:val="14"/>
-        <w:szCs w:val="14"/>
-      </w:rPr>
-      <w:t xml:space="preserve">                                                                                             </w:t>
-    </w:r>
-    <w:r>
-      <w:rPr>
-        <w:rStyle w:val="Seitenzahl"/>
-        <w:rFonts w:ascii="Arial" w:eastAsia="Cambria" w:hAnsi="Arial" w:cs="Cambria"/>
-        <w:b/>
-        <w:bCs/>
-        <w:color w:val="0000CC"/>
-        <w:sz w:val="14"/>
-        <w:szCs w:val="14"/>
-      </w:rPr>
-      <w:t>Version:</w:t>
-    </w:r>
-    <w:r>
-      <w:rPr>
-        <w:rStyle w:val="Seitenzahl"/>
-        <w:rFonts w:ascii="Arial" w:eastAsia="Cambria" w:hAnsi="Arial" w:cs="Cambria"/>
-        <w:b/>
-        <w:bCs/>
-        <w:color w:val="0000CC"/>
-        <w:sz w:val="14"/>
-        <w:szCs w:val="14"/>
-      </w:rPr>
-      <w:t xml:space="preserve"> </w:t>
-    </w:r>
-    <w:r>
-      <w:rPr>
-        <w:rStyle w:val="Seitenzahl"/>
-        <w:rFonts w:ascii="Arial" w:eastAsia="Cambria" w:hAnsi="Arial" w:cs="Cambria"/>
-        <w:b/>
-        <w:bCs/>
-        <w:color w:val="0000CC"/>
-        <w:sz w:val="14"/>
-        <w:szCs w:val="14"/>
-      </w:rPr>
-      <w:t>2.0</w:t>
+      <w:t xml:space="preserve">                                                                                             Version: 2.0</w:t>
     </w:r>
     <w:r>
       <w:rPr>
@@ -5810,6 +6181,7 @@
   <w:style w:type="character" w:default="1" w:styleId="Absatz-Standardschriftart">
     <w:name w:val="Default Paragraph Font"/>
     <w:uiPriority w:val="1"/>
+    <w:semiHidden/>
     <w:unhideWhenUsed/>
   </w:style>
   <w:style w:type="table" w:default="1" w:styleId="NormaleTabelle">
